--- a/Reactivos_por_Dimension/18_Violencia.docx
+++ b/Reactivos_por_Dimension/18_Violencia.docx
@@ -77,7 +77,7 @@
         <w:spacing w:after="150" w:before="300"/>
       </w:pPr>
       <w:r>
-        <w:t xml:space="preserve">Reactivos de la dimensión 18. Violencia (3 reactivos)</w:t>
+        <w:t xml:space="preserve">Reactivos de la dimensión 18. Violencia (10 reactivos)</w:t>
       </w:r>
     </w:p>
     <w:p>
@@ -86,7 +86,7 @@
         <w:spacing w:after="100" w:before="200"/>
       </w:pPr>
       <w:r>
-        <w:t xml:space="preserve">R064 — Disposición a la agresión verbal ante el conflicto</w:t>
+        <w:t xml:space="preserve">R171 — Opinión/Actitud — indicador 1 (Disposición a responder con agresión verbal ante el conflicto.)</w:t>
       </w:r>
     </w:p>
     <w:p>
@@ -131,7 +131,7 @@
         <w:t xml:space="preserve">Pregunta completa (variante base): </w:t>
       </w:r>
       <w:r>
-        <w:t xml:space="preserve">¿Qué tan de acuerdo estás con la siguiente idea: 'Cuando alguien me provoca fuertemente, es válido responder con gritos o insultos'?</w:t>
+        <w:t xml:space="preserve">¿Qué tan de acuerdo estás con la siguiente idea: "Cuando alguien provoca fuertemente, es válido responder con gritos o insultos"?</w:t>
       </w:r>
     </w:p>
     <w:p>
@@ -152,34 +152,43 @@
         <w:ind w:left="200"/>
       </w:pPr>
       <w:r>
-        <w:t xml:space="preserve">Variante 1 (base): ¿Qué tan de acuerdo estás con la siguiente idea: 'Cuando alguien me provoca fuertemente, es válido responder con gritos o insultos'?</w:t>
-      </w:r>
-    </w:p>
-    <w:p>
-      <w:pPr>
-        <w:spacing w:after="60"/>
-        <w:ind w:left="200"/>
-      </w:pPr>
-      <w:r>
-        <w:t xml:space="preserve">Variante 2: En tu historial, ¿cuántas veces has alzado la voz o insultado a alguien en una discusión que se salió de control?</w:t>
-      </w:r>
-    </w:p>
-    <w:p>
-      <w:pPr>
-        <w:spacing w:after="60"/>
-        <w:ind w:left="200"/>
-      </w:pPr>
-      <w:r>
-        <w:t xml:space="preserve">Variante 3: En tu historial, ¿cuántas veces has golpeado un objeto (una mesa, una pared, un volante) por pura frustración en medio de una discusión?</w:t>
-      </w:r>
-    </w:p>
-    <w:p>
-      <w:pPr>
-        <w:spacing w:after="60"/>
-        <w:ind w:left="200"/>
-      </w:pPr>
-      <w:r>
-        <w:t xml:space="preserve">Variante 4: En tu historial, ¿cuántas veces has amenazado a alguien, aunque fuera sin intención real de cumplirlo, en medio de una discusión fuerte?</w:t>
+        <w:t xml:space="preserve">Variante 1 (base): ¿Qué tan de acuerdo estás con la siguiente idea: "Cuando alguien provoca fuertemente, es válido responder con gritos o insultos"?</w:t>
+      </w:r>
+    </w:p>
+    <w:p>
+      <w:pPr>
+        <w:spacing w:after="60"/>
+        <w:ind w:left="200"/>
+      </w:pPr>
+      <w:r>
+        <w:t xml:space="preserve">Variante 2: En términos generales, ¿qué tan de acuerdo o en desacuerdo estás con esta afirmación: "Cuando alguien provoca fuertemente, es válido responder con gritos o insultos"?</w:t>
+      </w:r>
+    </w:p>
+    <w:p>
+      <w:pPr>
+        <w:spacing w:after="60"/>
+        <w:ind w:left="200"/>
+      </w:pPr>
+      <w:r>
+        <w:t xml:space="preserve">Variante 3: Lee la siguiente frase e indica tu nivel de acuerdo: "Cuando alguien provoca fuertemente, es válido responder con gritos o insultos".</w:t>
+      </w:r>
+    </w:p>
+    <w:p>
+      <w:pPr>
+        <w:spacing w:after="60"/>
+        <w:ind w:left="200"/>
+      </w:pPr>
+      <w:r>
+        <w:t xml:space="preserve">Variante 4: ¿Hasta qué punto compartes esta forma de pensar: "Cuando alguien provoca fuertemente, es válido responder con gritos o insultos"?</w:t>
+      </w:r>
+    </w:p>
+    <w:p>
+      <w:pPr>
+        <w:spacing w:after="60"/>
+        <w:ind w:left="200"/>
+      </w:pPr>
+      <w:r>
+        <w:t xml:space="preserve">Variante 5: Marca qué tan de acuerdo estás con la siguiente idea: "Cuando alguien provoca fuertemente, es válido responder con gritos o insultos".</w:t>
       </w:r>
     </w:p>
     <w:p>
@@ -254,7 +263,7 @@
         <w:t xml:space="preserve">Reactivos de contraste (par espejo): </w:t>
       </w:r>
       <w:r>
-        <w:t xml:space="preserve">No aplica (las dimensiones Contextuales no tienen par espejo obligatorio, Fase 2 Sección 6).</w:t>
+        <w:t xml:space="preserve">R172 (par espejo 1 de la dimensión)</w:t>
       </w:r>
     </w:p>
     <w:p>
@@ -268,7 +277,7 @@
         <w:spacing w:after="100" w:before="200"/>
       </w:pPr>
       <w:r>
-        <w:t xml:space="preserve">R065 — Involucramiento pasado en agresión física o intimidación</w:t>
+        <w:t xml:space="preserve">R172 — Intención futura — indicador 1 (Disposición a responder con agresión verbal ante el conflicto.)</w:t>
       </w:r>
     </w:p>
     <w:p>
@@ -283,7 +292,7 @@
         <w:t xml:space="preserve">Tipo de reactivo: </w:t>
       </w:r>
       <w:r>
-        <w:t xml:space="preserve">3-Involucramiento pasado</w:t>
+        <w:t xml:space="preserve">6-Intención futura</w:t>
       </w:r>
     </w:p>
     <w:p>
@@ -298,7 +307,7 @@
         <w:t xml:space="preserve">Indicador conductual (Fase 1): </w:t>
       </w:r>
       <w:r>
-        <w:t xml:space="preserve">Disposición declarada hacia la agresión física como forma de resolver desacuerdos.</w:t>
+        <w:t xml:space="preserve">Disposición a responder con agresión verbal ante el conflicto.</w:t>
       </w:r>
     </w:p>
     <w:p>
@@ -313,7 +322,7 @@
         <w:t xml:space="preserve">Pregunta completa (variante base): </w:t>
       </w:r>
       <w:r>
-        <w:t xml:space="preserve">En tu historial, ¿cuántas veces has usado la fuerza física o amenazas para resolver un desacuerdo con otra persona?</w:t>
+        <w:t xml:space="preserve">Si alguien te provocara fuertemente en una discusión, ¿qué tan de acuerdo estás con que mantendrías la calma en lugar de responder con gritos o insultos?</w:t>
       </w:r>
     </w:p>
     <w:p>
@@ -334,34 +343,43 @@
         <w:ind w:left="200"/>
       </w:pPr>
       <w:r>
-        <w:t xml:space="preserve">Variante 1 (base): En tu historial, ¿cuántas veces has usado la fuerza física o amenazas para resolver un desacuerdo con otra persona?</w:t>
-      </w:r>
-    </w:p>
-    <w:p>
-      <w:pPr>
-        <w:spacing w:after="60"/>
-        <w:ind w:left="200"/>
-      </w:pPr>
-      <w:r>
-        <w:t xml:space="preserve">Variante 2: ¿Qué tan de acuerdo estás con la siguiente idea: 'Si alguien me falta el respeto primero, es válido responder de la misma forma o peor'?</w:t>
-      </w:r>
-    </w:p>
-    <w:p>
-      <w:pPr>
-        <w:spacing w:after="60"/>
-        <w:ind w:left="200"/>
-      </w:pPr>
-      <w:r>
-        <w:t xml:space="preserve">Variante 3: ¿Qué tan de acuerdo estás con la siguiente idea: 'Gritar o golpear algo en medio de una discusión es una forma normal de liberar la frustración'?</w:t>
-      </w:r>
-    </w:p>
-    <w:p>
-      <w:pPr>
-        <w:spacing w:after="60"/>
-        <w:ind w:left="200"/>
-      </w:pPr>
-      <w:r>
-        <w:t xml:space="preserve">Variante 4: ¿Qué tan de acuerdo estás con la siguiente idea: 'Amenazar a alguien, sin llegar a cumplirlo, es una forma aceptable de dejar clara una posición'?</w:t>
+        <w:t xml:space="preserve">Variante 1 (base): Si alguien te provocara fuertemente en una discusión, ¿qué tan de acuerdo estás con que mantendrías la calma en lugar de responder con gritos o insultos?</w:t>
+      </w:r>
+    </w:p>
+    <w:p>
+      <w:pPr>
+        <w:spacing w:after="60"/>
+        <w:ind w:left="200"/>
+      </w:pPr>
+      <w:r>
+        <w:t xml:space="preserve">Variante 2: Imagina que alguien te provocara fuertemente en una discusión. ¿Qué tan de acuerdo estás con que mantendrías la calma en lugar de responder con gritos o insultos?</w:t>
+      </w:r>
+    </w:p>
+    <w:p>
+      <w:pPr>
+        <w:spacing w:after="60"/>
+        <w:ind w:left="200"/>
+      </w:pPr>
+      <w:r>
+        <w:t xml:space="preserve">Variante 3: Ante esta situación: alguien te provocara fuertemente en una discusión, ¿qué tan de acuerdo estás con que mantendrías la calma en lugar de responder con gritos o insultos?</w:t>
+      </w:r>
+    </w:p>
+    <w:p>
+      <w:pPr>
+        <w:spacing w:after="60"/>
+        <w:ind w:left="200"/>
+      </w:pPr>
+      <w:r>
+        <w:t xml:space="preserve">Variante 4: Supón que alguien te provocara fuertemente en una discusión. ¿Qué tan de acuerdo estás en que mantendrías la calma en lugar de responder con gritos o insultos?</w:t>
+      </w:r>
+    </w:p>
+    <w:p>
+      <w:pPr>
+        <w:spacing w:after="60"/>
+        <w:ind w:left="200"/>
+      </w:pPr>
+      <w:r>
+        <w:t xml:space="preserve">Variante 5: Alguien te provocara fuertemente en una discusión. ¿Qué tan de acuerdo estás con que mantendrías la calma en lugar de responder con gritos o insultos?</w:t>
       </w:r>
     </w:p>
     <w:p>
@@ -376,7 +394,7 @@
         <w:t xml:space="preserve">Opciones de respuesta y valor de cada una: </w:t>
       </w:r>
       <w:r>
-        <w:t xml:space="preserve">Ninguna vez (0) / Una vez (1) / Pocas veces (2) / Varias veces (3) / Muchas veces o de forma habitual (4)</w:t>
+        <w:t xml:space="preserve">Totalmente en desacuerdo (0) / En desacuerdo (1) / Algo de acuerdo (2) / De acuerdo (3) / Totalmente de acuerdo (4)</w:t>
       </w:r>
     </w:p>
     <w:p>
@@ -391,7 +409,7 @@
         <w:t xml:space="preserve">Dirección: </w:t>
       </w:r>
       <w:r>
-        <w:t xml:space="preserve">Directo</w:t>
+        <w:t xml:space="preserve">Inverso</w:t>
       </w:r>
     </w:p>
     <w:p>
@@ -406,7 +424,7 @@
         <w:t xml:space="preserve">Respuesta de menor riesgo: </w:t>
       </w:r>
       <w:r>
-        <w:t xml:space="preserve">Ninguna vez (valor 0)</w:t>
+        <w:t xml:space="preserve">Totalmente de acuerdo (valor 4)</w:t>
       </w:r>
     </w:p>
     <w:p>
@@ -421,7 +439,7 @@
         <w:t xml:space="preserve">Valor psicométrico (cómo se transforma la respuesta cruda): </w:t>
       </w:r>
       <w:r>
-        <w:t xml:space="preserve">Escala 0-4 según el orden de las opciones listado arriba; reactivo directo, sin inversión.</w:t>
+        <w:t xml:space="preserve">Escala 0-4 según el orden de las opciones listado arriba; reactivo inverso: el valor de reactivo se calcula como 4 menos la respuesta cruda.</w:t>
       </w:r>
     </w:p>
     <w:p>
@@ -436,7 +454,7 @@
         <w:t xml:space="preserve">Reactivos de contraste (par espejo): </w:t>
       </w:r>
       <w:r>
-        <w:t xml:space="preserve">No aplica (las dimensiones Contextuales no tienen par espejo obligatorio, Fase 2 Sección 6).</w:t>
+        <w:t xml:space="preserve">R171 (par espejo 1 de la dimensión)</w:t>
       </w:r>
     </w:p>
     <w:p>
@@ -450,7 +468,7 @@
         <w:spacing w:after="100" w:before="200"/>
       </w:pPr>
       <w:r>
-        <w:t xml:space="preserve">R066 — Justificación de la violencia como respuesta a provocación</w:t>
+        <w:t xml:space="preserve">R173 — Involucramiento pasado — indicador 2 (Disposición declarada hacia la agresión física como forma de resolver …)</w:t>
       </w:r>
     </w:p>
     <w:p>
@@ -465,6 +483,197 @@
         <w:t xml:space="preserve">Tipo de reactivo: </w:t>
       </w:r>
       <w:r>
+        <w:t xml:space="preserve">3-Involucramiento pasado</w:t>
+      </w:r>
+    </w:p>
+    <w:p>
+      <w:pPr>
+        <w:spacing w:after="90"/>
+      </w:pPr>
+      <w:r>
+        <w:rPr>
+          <w:b/>
+          <w:bCs/>
+        </w:rPr>
+        <w:t xml:space="preserve">Indicador conductual (Fase 1): </w:t>
+      </w:r>
+      <w:r>
+        <w:t xml:space="preserve">Disposición declarada hacia la agresión física como forma de resolver desacuerdos.</w:t>
+      </w:r>
+    </w:p>
+    <w:p>
+      <w:pPr>
+        <w:spacing w:after="90"/>
+      </w:pPr>
+      <w:r>
+        <w:rPr>
+          <w:b/>
+          <w:bCs/>
+        </w:rPr>
+        <w:t xml:space="preserve">Pregunta completa (variante base): </w:t>
+      </w:r>
+      <w:r>
+        <w:t xml:space="preserve">En tu último año de actividad laboral, ¿cuántas veces en medio de un desacuerdo fuerte con otra persona, llegaste a amenazarla o a usar la fuerza física para intentar resolverlo?</w:t>
+      </w:r>
+    </w:p>
+    <w:p>
+      <w:pPr>
+        <w:spacing w:after="60"/>
+      </w:pPr>
+      <w:r>
+        <w:rPr>
+          <w:b/>
+          <w:bCs/>
+        </w:rPr>
+        <w:t xml:space="preserve">Variantes de redacción (se muestra 1 al azar por aplicación):</w:t>
+      </w:r>
+    </w:p>
+    <w:p>
+      <w:pPr>
+        <w:spacing w:after="60"/>
+        <w:ind w:left="200"/>
+      </w:pPr>
+      <w:r>
+        <w:t xml:space="preserve">Variante 1 (base): En tu último año de actividad laboral, ¿cuántas veces en medio de un desacuerdo fuerte con otra persona, llegaste a amenazarla o a usar la fuerza física para intentar resolverlo?</w:t>
+      </w:r>
+    </w:p>
+    <w:p>
+      <w:pPr>
+        <w:spacing w:after="60"/>
+        <w:ind w:left="200"/>
+      </w:pPr>
+      <w:r>
+        <w:t xml:space="preserve">Variante 2: Pensando en los últimos 12 meses, ¿cuántas veces en medio de un desacuerdo fuerte con otra persona, llegaste a amenazarla o a usar la fuerza física para intentar resolverlo?</w:t>
+      </w:r>
+    </w:p>
+    <w:p>
+      <w:pPr>
+        <w:spacing w:after="60"/>
+        <w:ind w:left="200"/>
+      </w:pPr>
+      <w:r>
+        <w:t xml:space="preserve">Variante 3: ¿Con qué frecuencia, en tu historial reciente, en medio de un desacuerdo fuerte con otra persona, llegaste a amenazarla o a usar la fuerza física para intentar resolverlo?</w:t>
+      </w:r>
+    </w:p>
+    <w:p>
+      <w:pPr>
+        <w:spacing w:after="60"/>
+        <w:ind w:left="200"/>
+      </w:pPr>
+      <w:r>
+        <w:t xml:space="preserve">Variante 4: En el último año, ¿cuántas veces te ha ocurrido que en medio de un desacuerdo fuerte con otra persona, llegaste a amenazarla o a usar la fuerza física para intentar resolverlo?</w:t>
+      </w:r>
+    </w:p>
+    <w:p>
+      <w:pPr>
+        <w:spacing w:after="60"/>
+        <w:ind w:left="200"/>
+      </w:pPr>
+      <w:r>
+        <w:t xml:space="preserve">Variante 5: Durante el último año, ¿cuántas veces en medio de un desacuerdo fuerte con otra persona, llegaste a amenazarla o a usar la fuerza física para intentar resolverlo?</w:t>
+      </w:r>
+    </w:p>
+    <w:p>
+      <w:pPr>
+        <w:spacing w:after="90"/>
+      </w:pPr>
+      <w:r>
+        <w:rPr>
+          <w:b/>
+          <w:bCs/>
+        </w:rPr>
+        <w:t xml:space="preserve">Opciones de respuesta y valor de cada una: </w:t>
+      </w:r>
+      <w:r>
+        <w:t xml:space="preserve">Ninguna vez (0) / Una vez (1) / Pocas veces (2) / Varias veces (3) / Muchas veces o de forma habitual (4)</w:t>
+      </w:r>
+    </w:p>
+    <w:p>
+      <w:pPr>
+        <w:spacing w:after="90"/>
+      </w:pPr>
+      <w:r>
+        <w:rPr>
+          <w:b/>
+          <w:bCs/>
+        </w:rPr>
+        <w:t xml:space="preserve">Dirección: </w:t>
+      </w:r>
+      <w:r>
+        <w:t xml:space="preserve">Directo</w:t>
+      </w:r>
+    </w:p>
+    <w:p>
+      <w:pPr>
+        <w:spacing w:after="90"/>
+      </w:pPr>
+      <w:r>
+        <w:rPr>
+          <w:b/>
+          <w:bCs/>
+        </w:rPr>
+        <w:t xml:space="preserve">Respuesta de menor riesgo: </w:t>
+      </w:r>
+      <w:r>
+        <w:t xml:space="preserve">Ninguna vez (valor 0)</w:t>
+      </w:r>
+    </w:p>
+    <w:p>
+      <w:pPr>
+        <w:spacing w:after="90"/>
+      </w:pPr>
+      <w:r>
+        <w:rPr>
+          <w:b/>
+          <w:bCs/>
+        </w:rPr>
+        <w:t xml:space="preserve">Valor psicométrico (cómo se transforma la respuesta cruda): </w:t>
+      </w:r>
+      <w:r>
+        <w:t xml:space="preserve">Escala 0-4 según el orden de las opciones listado arriba; reactivo directo, sin inversión.</w:t>
+      </w:r>
+    </w:p>
+    <w:p>
+      <w:pPr>
+        <w:spacing w:after="90"/>
+      </w:pPr>
+      <w:r>
+        <w:rPr>
+          <w:b/>
+          <w:bCs/>
+        </w:rPr>
+        <w:t xml:space="preserve">Reactivos de contraste (par espejo): </w:t>
+      </w:r>
+      <w:r>
+        <w:t xml:space="preserve">R174 (par espejo 2 de la dimensión)</w:t>
+      </w:r>
+    </w:p>
+    <w:p>
+      <w:pPr>
+        <w:spacing w:after="100"/>
+      </w:pPr>
+    </w:p>
+    <w:p>
+      <w:pPr>
+        <w:pStyle w:val="Heading3"/>
+        <w:spacing w:after="100" w:before="200"/>
+      </w:pPr>
+      <w:r>
+        <w:t xml:space="preserve">R174 — Escenario/dilema — indicador 2 (Disposición declarada hacia la agresión física como forma de resolver …)</w:t>
+      </w:r>
+    </w:p>
+    <w:p>
+      <w:pPr>
+        <w:spacing w:after="90"/>
+      </w:pPr>
+      <w:r>
+        <w:rPr>
+          <w:b/>
+          <w:bCs/>
+        </w:rPr>
+        <w:t xml:space="preserve">Tipo de reactivo: </w:t>
+      </w:r>
+      <w:r>
         <w:t xml:space="preserve">4-Escenario/dilema</w:t>
       </w:r>
     </w:p>
@@ -480,6 +689,579 @@
         <w:t xml:space="preserve">Indicador conductual (Fase 1): </w:t>
       </w:r>
       <w:r>
+        <w:t xml:space="preserve">Disposición declarada hacia la agresión física como forma de resolver desacuerdos.</w:t>
+      </w:r>
+    </w:p>
+    <w:p>
+      <w:pPr>
+        <w:spacing w:after="90"/>
+      </w:pPr>
+      <w:r>
+        <w:rPr>
+          <w:b/>
+          <w:bCs/>
+        </w:rPr>
+        <w:t xml:space="preserve">Pregunta completa (variante base): </w:t>
+      </w:r>
+      <w:r>
+        <w:t xml:space="preserve">Imagina que tienes un desacuerdo fuerte con alguien y sientes que hablando no vas a lograr que ceda. ¿Qué tan probable es que uses una amenaza o la fuerza física para resolverlo?</w:t>
+      </w:r>
+    </w:p>
+    <w:p>
+      <w:pPr>
+        <w:spacing w:after="60"/>
+      </w:pPr>
+      <w:r>
+        <w:rPr>
+          <w:b/>
+          <w:bCs/>
+        </w:rPr>
+        <w:t xml:space="preserve">Variantes de redacción (se muestra 1 al azar por aplicación):</w:t>
+      </w:r>
+    </w:p>
+    <w:p>
+      <w:pPr>
+        <w:spacing w:after="60"/>
+        <w:ind w:left="200"/>
+      </w:pPr>
+      <w:r>
+        <w:t xml:space="preserve">Variante 1 (base): Imagina que tienes un desacuerdo fuerte con alguien y sientes que hablando no vas a lograr que ceda. ¿Qué tan probable es que uses una amenaza o la fuerza física para resolverlo?</w:t>
+      </w:r>
+    </w:p>
+    <w:p>
+      <w:pPr>
+        <w:spacing w:after="60"/>
+        <w:ind w:left="200"/>
+      </w:pPr>
+      <w:r>
+        <w:t xml:space="preserve">Variante 2: Supón que tienes un desacuerdo fuerte con alguien y sientes que hablando no vas a lograr que ceda. ¿Qué tan probable es que uses una amenaza o la fuerza física para resolverlo?</w:t>
+      </w:r>
+    </w:p>
+    <w:p>
+      <w:pPr>
+        <w:spacing w:after="60"/>
+        <w:ind w:left="200"/>
+      </w:pPr>
+      <w:r>
+        <w:t xml:space="preserve">Variante 3: Piensa en la siguiente situación: tienes un desacuerdo fuerte con alguien y sientes que hablando no vas a lograr que ceda. ¿Qué tan probable es que uses una amenaza o la fuerza física para resolverlo?</w:t>
+      </w:r>
+    </w:p>
+    <w:p>
+      <w:pPr>
+        <w:spacing w:after="60"/>
+        <w:ind w:left="200"/>
+      </w:pPr>
+      <w:r>
+        <w:t xml:space="preserve">Variante 4: Si te encontraras en esta situación: tienes un desacuerdo fuerte con alguien y sientes que hablando no vas a lograr que ceda, ¿qué tan probable es que uses una amenaza o la fuerza física para resolverlo?</w:t>
+      </w:r>
+    </w:p>
+    <w:p>
+      <w:pPr>
+        <w:spacing w:after="60"/>
+        <w:ind w:left="200"/>
+      </w:pPr>
+      <w:r>
+        <w:t xml:space="preserve">Variante 5: Tienes un desacuerdo fuerte con alguien y sientes que hablando no vas a lograr que ceda. ¿Qué tan probable dirías que es que uses una amenaza o la fuerza física para resolverlo?</w:t>
+      </w:r>
+    </w:p>
+    <w:p>
+      <w:pPr>
+        <w:spacing w:after="90"/>
+      </w:pPr>
+      <w:r>
+        <w:rPr>
+          <w:b/>
+          <w:bCs/>
+        </w:rPr>
+        <w:t xml:space="preserve">Opciones de respuesta y valor de cada una: </w:t>
+      </w:r>
+      <w:r>
+        <w:t xml:space="preserve">Nada probable (0) / Poco probable (1) / Algo probable (2) / Muy probable (3)</w:t>
+      </w:r>
+    </w:p>
+    <w:p>
+      <w:pPr>
+        <w:spacing w:after="90"/>
+      </w:pPr>
+      <w:r>
+        <w:rPr>
+          <w:b/>
+          <w:bCs/>
+        </w:rPr>
+        <w:t xml:space="preserve">Dirección: </w:t>
+      </w:r>
+      <w:r>
+        <w:t xml:space="preserve">Directo</w:t>
+      </w:r>
+    </w:p>
+    <w:p>
+      <w:pPr>
+        <w:spacing w:after="90"/>
+      </w:pPr>
+      <w:r>
+        <w:rPr>
+          <w:b/>
+          <w:bCs/>
+        </w:rPr>
+        <w:t xml:space="preserve">Respuesta de menor riesgo: </w:t>
+      </w:r>
+      <w:r>
+        <w:t xml:space="preserve">Nada probable (valor 0)</w:t>
+      </w:r>
+    </w:p>
+    <w:p>
+      <w:pPr>
+        <w:spacing w:after="90"/>
+      </w:pPr>
+      <w:r>
+        <w:rPr>
+          <w:b/>
+          <w:bCs/>
+        </w:rPr>
+        <w:t xml:space="preserve">Valor psicométrico (cómo se transforma la respuesta cruda): </w:t>
+      </w:r>
+      <w:r>
+        <w:t xml:space="preserve">Escala 0-3 según el orden de las opciones listado arriba; reactivo directo, sin inversión.</w:t>
+      </w:r>
+    </w:p>
+    <w:p>
+      <w:pPr>
+        <w:spacing w:after="90"/>
+      </w:pPr>
+      <w:r>
+        <w:rPr>
+          <w:b/>
+          <w:bCs/>
+        </w:rPr>
+        <w:t xml:space="preserve">Reactivos de contraste (par espejo): </w:t>
+      </w:r>
+      <w:r>
+        <w:t xml:space="preserve">R173 (par espejo 2 de la dimensión)</w:t>
+      </w:r>
+    </w:p>
+    <w:p>
+      <w:pPr>
+        <w:spacing w:after="100"/>
+      </w:pPr>
+    </w:p>
+    <w:p>
+      <w:pPr>
+        <w:pStyle w:val="Heading3"/>
+        <w:spacing w:after="100" w:before="200"/>
+      </w:pPr>
+      <w:r>
+        <w:t xml:space="preserve">R175 — Percepción de terceros — indicador 3 (Uso de la intimidación relacional (aislar, amenazar socialmente) como …)</w:t>
+      </w:r>
+    </w:p>
+    <w:p>
+      <w:pPr>
+        <w:spacing w:after="90"/>
+      </w:pPr>
+      <w:r>
+        <w:rPr>
+          <w:b/>
+          <w:bCs/>
+        </w:rPr>
+        <w:t xml:space="preserve">Tipo de reactivo: </w:t>
+      </w:r>
+      <w:r>
+        <w:t xml:space="preserve">2-Percepción de terceros</w:t>
+      </w:r>
+    </w:p>
+    <w:p>
+      <w:pPr>
+        <w:spacing w:after="90"/>
+      </w:pPr>
+      <w:r>
+        <w:rPr>
+          <w:b/>
+          <w:bCs/>
+        </w:rPr>
+        <w:t xml:space="preserve">Indicador conductual (Fase 1): </w:t>
+      </w:r>
+      <w:r>
+        <w:t xml:space="preserve">Uso de la intimidación relacional (aislar, amenazar socialmente) como forma de control.</w:t>
+      </w:r>
+    </w:p>
+    <w:p>
+      <w:pPr>
+        <w:spacing w:after="90"/>
+      </w:pPr>
+      <w:r>
+        <w:rPr>
+          <w:b/>
+          <w:bCs/>
+        </w:rPr>
+        <w:t xml:space="preserve">Pregunta completa (variante base): </w:t>
+      </w:r>
+      <w:r>
+        <w:t xml:space="preserve">En tu experiencia, ¿qué tan frecuente dirías que es que las personas de tu entorno usen el aislamiento social o las amenazas indirectas para controlar o presionar a alguien?</w:t>
+      </w:r>
+    </w:p>
+    <w:p>
+      <w:pPr>
+        <w:spacing w:after="60"/>
+      </w:pPr>
+      <w:r>
+        <w:rPr>
+          <w:b/>
+          <w:bCs/>
+        </w:rPr>
+        <w:t xml:space="preserve">Variantes de redacción (se muestra 1 al azar por aplicación):</w:t>
+      </w:r>
+    </w:p>
+    <w:p>
+      <w:pPr>
+        <w:spacing w:after="60"/>
+        <w:ind w:left="200"/>
+      </w:pPr>
+      <w:r>
+        <w:t xml:space="preserve">Variante 1 (base): En tu experiencia, ¿qué tan frecuente dirías que es que las personas de tu entorno usen el aislamiento social o las amenazas indirectas para controlar o presionar a alguien?</w:t>
+      </w:r>
+    </w:p>
+    <w:p>
+      <w:pPr>
+        <w:spacing w:after="60"/>
+        <w:ind w:left="200"/>
+      </w:pPr>
+      <w:r>
+        <w:t xml:space="preserve">Variante 2: Pensando en las personas de tu entorno laboral, ¿con qué frecuencia dirías que ocurre que las personas de tu entorno usen el aislamiento social o las amenazas indirectas para controlar o presionar a alguien?</w:t>
+      </w:r>
+    </w:p>
+    <w:p>
+      <w:pPr>
+        <w:spacing w:after="60"/>
+        <w:ind w:left="200"/>
+      </w:pPr>
+      <w:r>
+        <w:t xml:space="preserve">Variante 3: ¿Qué tan seguido dirías que observas que las personas de tu entorno usen el aislamiento social o las amenazas indirectas para controlar o presionar a alguien?</w:t>
+      </w:r>
+    </w:p>
+    <w:p>
+      <w:pPr>
+        <w:spacing w:after="60"/>
+        <w:ind w:left="200"/>
+      </w:pPr>
+      <w:r>
+        <w:t xml:space="preserve">Variante 4: Según lo que has visto, ¿qué tan común dirías que es que las personas de tu entorno usen el aislamiento social o las amenazas indirectas para controlar o presionar a alguien?</w:t>
+      </w:r>
+    </w:p>
+    <w:p>
+      <w:pPr>
+        <w:spacing w:after="60"/>
+        <w:ind w:left="200"/>
+      </w:pPr>
+      <w:r>
+        <w:t xml:space="preserve">Variante 5: En tu entorno, ¿qué tan frecuentemente dirías que sucede que las personas de tu entorno usen el aislamiento social o las amenazas indirectas para controlar o presionar a alguien?</w:t>
+      </w:r>
+    </w:p>
+    <w:p>
+      <w:pPr>
+        <w:spacing w:after="90"/>
+      </w:pPr>
+      <w:r>
+        <w:rPr>
+          <w:b/>
+          <w:bCs/>
+        </w:rPr>
+        <w:t xml:space="preserve">Opciones de respuesta y valor de cada una: </w:t>
+      </w:r>
+      <w:r>
+        <w:t xml:space="preserve">Nunca o muy raro (0) / Ocasionalmente (1) / Con cierta frecuencia (2) / Muy frecuentemente (3)</w:t>
+      </w:r>
+    </w:p>
+    <w:p>
+      <w:pPr>
+        <w:spacing w:after="90"/>
+      </w:pPr>
+      <w:r>
+        <w:rPr>
+          <w:b/>
+          <w:bCs/>
+        </w:rPr>
+        <w:t xml:space="preserve">Dirección: </w:t>
+      </w:r>
+      <w:r>
+        <w:t xml:space="preserve">Directo</w:t>
+      </w:r>
+    </w:p>
+    <w:p>
+      <w:pPr>
+        <w:spacing w:after="90"/>
+      </w:pPr>
+      <w:r>
+        <w:rPr>
+          <w:b/>
+          <w:bCs/>
+        </w:rPr>
+        <w:t xml:space="preserve">Respuesta de menor riesgo: </w:t>
+      </w:r>
+      <w:r>
+        <w:t xml:space="preserve">Nunca o muy raro (valor 0)</w:t>
+      </w:r>
+    </w:p>
+    <w:p>
+      <w:pPr>
+        <w:spacing w:after="90"/>
+      </w:pPr>
+      <w:r>
+        <w:rPr>
+          <w:b/>
+          <w:bCs/>
+        </w:rPr>
+        <w:t xml:space="preserve">Valor psicométrico (cómo se transforma la respuesta cruda): </w:t>
+      </w:r>
+      <w:r>
+        <w:t xml:space="preserve">Escala 0-3 según el orden de las opciones listado arriba; reactivo directo, sin inversión.</w:t>
+      </w:r>
+    </w:p>
+    <w:p>
+      <w:pPr>
+        <w:spacing w:after="90"/>
+      </w:pPr>
+      <w:r>
+        <w:rPr>
+          <w:b/>
+          <w:bCs/>
+        </w:rPr>
+        <w:t xml:space="preserve">Reactivos de contraste (par espejo): </w:t>
+      </w:r>
+      <w:r>
+        <w:t xml:space="preserve">R176 (par espejo 3 de la dimensión)</w:t>
+      </w:r>
+    </w:p>
+    <w:p>
+      <w:pPr>
+        <w:spacing w:after="100"/>
+      </w:pPr>
+    </w:p>
+    <w:p>
+      <w:pPr>
+        <w:pStyle w:val="Heading3"/>
+        <w:spacing w:after="100" w:before="200"/>
+      </w:pPr>
+      <w:r>
+        <w:t xml:space="preserve">R176 — Opinión/Actitud — indicador 3 (Uso de la intimidación relacional (aislar, amenazar socialmente) como …)</w:t>
+      </w:r>
+    </w:p>
+    <w:p>
+      <w:pPr>
+        <w:spacing w:after="90"/>
+      </w:pPr>
+      <w:r>
+        <w:rPr>
+          <w:b/>
+          <w:bCs/>
+        </w:rPr>
+        <w:t xml:space="preserve">Tipo de reactivo: </w:t>
+      </w:r>
+      <w:r>
+        <w:t xml:space="preserve">1-Opinión/Actitud</w:t>
+      </w:r>
+    </w:p>
+    <w:p>
+      <w:pPr>
+        <w:spacing w:after="90"/>
+      </w:pPr>
+      <w:r>
+        <w:rPr>
+          <w:b/>
+          <w:bCs/>
+        </w:rPr>
+        <w:t xml:space="preserve">Indicador conductual (Fase 1): </w:t>
+      </w:r>
+      <w:r>
+        <w:t xml:space="preserve">Uso de la intimidación relacional (aislar, amenazar socialmente) como forma de control.</w:t>
+      </w:r>
+    </w:p>
+    <w:p>
+      <w:pPr>
+        <w:spacing w:after="90"/>
+      </w:pPr>
+      <w:r>
+        <w:rPr>
+          <w:b/>
+          <w:bCs/>
+        </w:rPr>
+        <w:t xml:space="preserve">Pregunta completa (variante base): </w:t>
+      </w:r>
+      <w:r>
+        <w:t xml:space="preserve">¿Qué tan de acuerdo estás con la siguiente idea: "Aislar socialmente a alguien o amenazarlo indirectamente puede ser una forma válida de hacer que entienda un punto"?</w:t>
+      </w:r>
+    </w:p>
+    <w:p>
+      <w:pPr>
+        <w:spacing w:after="60"/>
+      </w:pPr>
+      <w:r>
+        <w:rPr>
+          <w:b/>
+          <w:bCs/>
+        </w:rPr>
+        <w:t xml:space="preserve">Variantes de redacción (se muestra 1 al azar por aplicación):</w:t>
+      </w:r>
+    </w:p>
+    <w:p>
+      <w:pPr>
+        <w:spacing w:after="60"/>
+        <w:ind w:left="200"/>
+      </w:pPr>
+      <w:r>
+        <w:t xml:space="preserve">Variante 1 (base): ¿Qué tan de acuerdo estás con la siguiente idea: "Aislar socialmente a alguien o amenazarlo indirectamente puede ser una forma válida de hacer que entienda un punto"?</w:t>
+      </w:r>
+    </w:p>
+    <w:p>
+      <w:pPr>
+        <w:spacing w:after="60"/>
+        <w:ind w:left="200"/>
+      </w:pPr>
+      <w:r>
+        <w:t xml:space="preserve">Variante 2: En términos generales, ¿qué tan de acuerdo o en desacuerdo estás con esta afirmación: "Aislar socialmente a alguien o amenazarlo indirectamente puede ser una forma válida de hacer que entienda un punto"?</w:t>
+      </w:r>
+    </w:p>
+    <w:p>
+      <w:pPr>
+        <w:spacing w:after="60"/>
+        <w:ind w:left="200"/>
+      </w:pPr>
+      <w:r>
+        <w:t xml:space="preserve">Variante 3: Lee la siguiente frase e indica tu nivel de acuerdo: "Aislar socialmente a alguien o amenazarlo indirectamente puede ser una forma válida de hacer que entienda un punto".</w:t>
+      </w:r>
+    </w:p>
+    <w:p>
+      <w:pPr>
+        <w:spacing w:after="60"/>
+        <w:ind w:left="200"/>
+      </w:pPr>
+      <w:r>
+        <w:t xml:space="preserve">Variante 4: ¿Hasta qué punto compartes esta forma de pensar: "Aislar socialmente a alguien o amenazarlo indirectamente puede ser una forma válida de hacer que entienda un punto"?</w:t>
+      </w:r>
+    </w:p>
+    <w:p>
+      <w:pPr>
+        <w:spacing w:after="60"/>
+        <w:ind w:left="200"/>
+      </w:pPr>
+      <w:r>
+        <w:t xml:space="preserve">Variante 5: Marca qué tan de acuerdo estás con la siguiente idea: "Aislar socialmente a alguien o amenazarlo indirectamente puede ser una forma válida de hacer que entienda un punto".</w:t>
+      </w:r>
+    </w:p>
+    <w:p>
+      <w:pPr>
+        <w:spacing w:after="90"/>
+      </w:pPr>
+      <w:r>
+        <w:rPr>
+          <w:b/>
+          <w:bCs/>
+        </w:rPr>
+        <w:t xml:space="preserve">Opciones de respuesta y valor de cada una: </w:t>
+      </w:r>
+      <w:r>
+        <w:t xml:space="preserve">Totalmente en desacuerdo (0) / En desacuerdo (1) / Algo de acuerdo (2) / De acuerdo (3) / Totalmente de acuerdo (4)</w:t>
+      </w:r>
+    </w:p>
+    <w:p>
+      <w:pPr>
+        <w:spacing w:after="90"/>
+      </w:pPr>
+      <w:r>
+        <w:rPr>
+          <w:b/>
+          <w:bCs/>
+        </w:rPr>
+        <w:t xml:space="preserve">Dirección: </w:t>
+      </w:r>
+      <w:r>
+        <w:t xml:space="preserve">Directo</w:t>
+      </w:r>
+    </w:p>
+    <w:p>
+      <w:pPr>
+        <w:spacing w:after="90"/>
+      </w:pPr>
+      <w:r>
+        <w:rPr>
+          <w:b/>
+          <w:bCs/>
+        </w:rPr>
+        <w:t xml:space="preserve">Respuesta de menor riesgo: </w:t>
+      </w:r>
+      <w:r>
+        <w:t xml:space="preserve">Totalmente en desacuerdo (valor 0)</w:t>
+      </w:r>
+    </w:p>
+    <w:p>
+      <w:pPr>
+        <w:spacing w:after="90"/>
+      </w:pPr>
+      <w:r>
+        <w:rPr>
+          <w:b/>
+          <w:bCs/>
+        </w:rPr>
+        <w:t xml:space="preserve">Valor psicométrico (cómo se transforma la respuesta cruda): </w:t>
+      </w:r>
+      <w:r>
+        <w:t xml:space="preserve">Escala 0-4 según el orden de las opciones listado arriba; reactivo directo, sin inversión.</w:t>
+      </w:r>
+    </w:p>
+    <w:p>
+      <w:pPr>
+        <w:spacing w:after="90"/>
+      </w:pPr>
+      <w:r>
+        <w:rPr>
+          <w:b/>
+          <w:bCs/>
+        </w:rPr>
+        <w:t xml:space="preserve">Reactivos de contraste (par espejo): </w:t>
+      </w:r>
+      <w:r>
+        <w:t xml:space="preserve">R175 (par espejo 3 de la dimensión)</w:t>
+      </w:r>
+    </w:p>
+    <w:p>
+      <w:pPr>
+        <w:spacing w:after="100"/>
+      </w:pPr>
+    </w:p>
+    <w:p>
+      <w:pPr>
+        <w:pStyle w:val="Heading3"/>
+        <w:spacing w:after="100" w:before="200"/>
+      </w:pPr>
+      <w:r>
+        <w:t xml:space="preserve">R177 — Involucramiento pasado — indicador 4 (Justificación de la violencia como respuesta válida ante una provocaci…)</w:t>
+      </w:r>
+    </w:p>
+    <w:p>
+      <w:pPr>
+        <w:spacing w:after="90"/>
+      </w:pPr>
+      <w:r>
+        <w:rPr>
+          <w:b/>
+          <w:bCs/>
+        </w:rPr>
+        <w:t xml:space="preserve">Tipo de reactivo: </w:t>
+      </w:r>
+      <w:r>
+        <w:t xml:space="preserve">3-Involucramiento pasado</w:t>
+      </w:r>
+    </w:p>
+    <w:p>
+      <w:pPr>
+        <w:spacing w:after="90"/>
+      </w:pPr>
+      <w:r>
+        <w:rPr>
+          <w:b/>
+          <w:bCs/>
+        </w:rPr>
+        <w:t xml:space="preserve">Indicador conductual (Fase 1): </w:t>
+      </w:r>
+      <w:r>
         <w:t xml:space="preserve">Justificación de la violencia como respuesta válida ante una provocación.</w:t>
       </w:r>
     </w:p>
@@ -495,7 +1277,7 @@
         <w:t xml:space="preserve">Pregunta completa (variante base): </w:t>
       </w:r>
       <w:r>
-        <w:t xml:space="preserve">Imagina que alguien te insulta fuertemente frente a otras personas. ¿Qué tan probable es que respondas de forma física o con una amenaza directa?</w:t>
+        <w:t xml:space="preserve">En tu último año de actividad laboral, ¿cuántas veces justificaste una reacción violenta tuya o de alguien más diciendo que la provocación la merecía?</w:t>
       </w:r>
     </w:p>
     <w:p>
@@ -516,34 +1298,43 @@
         <w:ind w:left="200"/>
       </w:pPr>
       <w:r>
-        <w:t xml:space="preserve">Variante 1 (base): Imagina que alguien te insulta fuertemente frente a otras personas. ¿Qué tan probable es que respondas de forma física o con una amenaza directa?</w:t>
-      </w:r>
-    </w:p>
-    <w:p>
-      <w:pPr>
-        <w:spacing w:after="60"/>
-        <w:ind w:left="200"/>
-      </w:pPr>
-      <w:r>
-        <w:t xml:space="preserve">Variante 2: Imagina que alguien te grita en medio del tráfico por un error que cometiste manejando. ¿Qué tan probable es que respondas de forma agresiva?</w:t>
-      </w:r>
-    </w:p>
-    <w:p>
-      <w:pPr>
-        <w:spacing w:after="60"/>
-        <w:ind w:left="200"/>
-      </w:pPr>
-      <w:r>
-        <w:t xml:space="preserve">Variante 3: Imagina que estás muy frustrado después de una discusión fuerte. ¿Qué tan probable es que descargues esa frustración golpeando algo o a alguien?</w:t>
-      </w:r>
-    </w:p>
-    <w:p>
-      <w:pPr>
-        <w:spacing w:after="60"/>
-        <w:ind w:left="200"/>
-      </w:pPr>
-      <w:r>
-        <w:t xml:space="preserve">Variante 4: Imagina que una discusión con alguien cercano se sale de control. ¿Qué tan probable es que termines diciendo algo amenazante que normalmente no dirías?</w:t>
+        <w:t xml:space="preserve">Variante 1 (base): En tu último año de actividad laboral, ¿cuántas veces justificaste una reacción violenta tuya o de alguien más diciendo que la provocación la merecía?</w:t>
+      </w:r>
+    </w:p>
+    <w:p>
+      <w:pPr>
+        <w:spacing w:after="60"/>
+        <w:ind w:left="200"/>
+      </w:pPr>
+      <w:r>
+        <w:t xml:space="preserve">Variante 2: Pensando en los últimos 12 meses, ¿cuántas veces justificaste una reacción violenta tuya o de alguien más diciendo que la provocación la merecía?</w:t>
+      </w:r>
+    </w:p>
+    <w:p>
+      <w:pPr>
+        <w:spacing w:after="60"/>
+        <w:ind w:left="200"/>
+      </w:pPr>
+      <w:r>
+        <w:t xml:space="preserve">Variante 3: ¿Con qué frecuencia, en tu historial reciente, justificaste una reacción violenta tuya o de alguien más diciendo que la provocación la merecía?</w:t>
+      </w:r>
+    </w:p>
+    <w:p>
+      <w:pPr>
+        <w:spacing w:after="60"/>
+        <w:ind w:left="200"/>
+      </w:pPr>
+      <w:r>
+        <w:t xml:space="preserve">Variante 4: En el último año, ¿cuántas veces te ha ocurrido que justificaste una reacción violenta tuya o de alguien más diciendo que la provocación la merecía?</w:t>
+      </w:r>
+    </w:p>
+    <w:p>
+      <w:pPr>
+        <w:spacing w:after="60"/>
+        <w:ind w:left="200"/>
+      </w:pPr>
+      <w:r>
+        <w:t xml:space="preserve">Variante 5: Durante el último año, ¿cuántas veces justificaste una reacción violenta tuya o de alguien más diciendo que la provocación la merecía?</w:t>
       </w:r>
     </w:p>
     <w:p>
@@ -558,6 +1349,388 @@
         <w:t xml:space="preserve">Opciones de respuesta y valor de cada una: </w:t>
       </w:r>
       <w:r>
+        <w:t xml:space="preserve">Ninguna vez (0) / Una vez (1) / Pocas veces (2) / Varias veces (3) / Muchas veces o de forma habitual (4)</w:t>
+      </w:r>
+    </w:p>
+    <w:p>
+      <w:pPr>
+        <w:spacing w:after="90"/>
+      </w:pPr>
+      <w:r>
+        <w:rPr>
+          <w:b/>
+          <w:bCs/>
+        </w:rPr>
+        <w:t xml:space="preserve">Dirección: </w:t>
+      </w:r>
+      <w:r>
+        <w:t xml:space="preserve">Directo</w:t>
+      </w:r>
+    </w:p>
+    <w:p>
+      <w:pPr>
+        <w:spacing w:after="90"/>
+      </w:pPr>
+      <w:r>
+        <w:rPr>
+          <w:b/>
+          <w:bCs/>
+        </w:rPr>
+        <w:t xml:space="preserve">Respuesta de menor riesgo: </w:t>
+      </w:r>
+      <w:r>
+        <w:t xml:space="preserve">Ninguna vez (valor 0)</w:t>
+      </w:r>
+    </w:p>
+    <w:p>
+      <w:pPr>
+        <w:spacing w:after="90"/>
+      </w:pPr>
+      <w:r>
+        <w:rPr>
+          <w:b/>
+          <w:bCs/>
+        </w:rPr>
+        <w:t xml:space="preserve">Valor psicométrico (cómo se transforma la respuesta cruda): </w:t>
+      </w:r>
+      <w:r>
+        <w:t xml:space="preserve">Escala 0-4 según el orden de las opciones listado arriba; reactivo directo, sin inversión.</w:t>
+      </w:r>
+    </w:p>
+    <w:p>
+      <w:pPr>
+        <w:spacing w:after="90"/>
+      </w:pPr>
+      <w:r>
+        <w:rPr>
+          <w:b/>
+          <w:bCs/>
+        </w:rPr>
+        <w:t xml:space="preserve">Reactivos de contraste (par espejo): </w:t>
+      </w:r>
+      <w:r>
+        <w:t xml:space="preserve">R178 (par espejo 4 de la dimensión)</w:t>
+      </w:r>
+    </w:p>
+    <w:p>
+      <w:pPr>
+        <w:spacing w:after="100"/>
+      </w:pPr>
+    </w:p>
+    <w:p>
+      <w:pPr>
+        <w:pStyle w:val="Heading3"/>
+        <w:spacing w:after="100" w:before="200"/>
+      </w:pPr>
+      <w:r>
+        <w:t xml:space="preserve">R178 — Intención futura — indicador 4 (Justificación de la violencia como respuesta válida ante una provocaci…)</w:t>
+      </w:r>
+    </w:p>
+    <w:p>
+      <w:pPr>
+        <w:spacing w:after="90"/>
+      </w:pPr>
+      <w:r>
+        <w:rPr>
+          <w:b/>
+          <w:bCs/>
+        </w:rPr>
+        <w:t xml:space="preserve">Tipo de reactivo: </w:t>
+      </w:r>
+      <w:r>
+        <w:t xml:space="preserve">6-Intención futura</w:t>
+      </w:r>
+    </w:p>
+    <w:p>
+      <w:pPr>
+        <w:spacing w:after="90"/>
+      </w:pPr>
+      <w:r>
+        <w:rPr>
+          <w:b/>
+          <w:bCs/>
+        </w:rPr>
+        <w:t xml:space="preserve">Indicador conductual (Fase 1): </w:t>
+      </w:r>
+      <w:r>
+        <w:t xml:space="preserve">Justificación de la violencia como respuesta válida ante una provocación.</w:t>
+      </w:r>
+    </w:p>
+    <w:p>
+      <w:pPr>
+        <w:spacing w:after="90"/>
+      </w:pPr>
+      <w:r>
+        <w:rPr>
+          <w:b/>
+          <w:bCs/>
+        </w:rPr>
+        <w:t xml:space="preserve">Pregunta completa (variante base): </w:t>
+      </w:r>
+      <w:r>
+        <w:t xml:space="preserve">Si alguien te provocara de una forma que consideraras justificable para responder con violencia, ¿qué tan de acuerdo estás con que de todas formas buscarías una forma no violenta de resolverlo?</w:t>
+      </w:r>
+    </w:p>
+    <w:p>
+      <w:pPr>
+        <w:spacing w:after="60"/>
+      </w:pPr>
+      <w:r>
+        <w:rPr>
+          <w:b/>
+          <w:bCs/>
+        </w:rPr>
+        <w:t xml:space="preserve">Variantes de redacción (se muestra 1 al azar por aplicación):</w:t>
+      </w:r>
+    </w:p>
+    <w:p>
+      <w:pPr>
+        <w:spacing w:after="60"/>
+        <w:ind w:left="200"/>
+      </w:pPr>
+      <w:r>
+        <w:t xml:space="preserve">Variante 1 (base): Si alguien te provocara de una forma que consideraras justificable para responder con violencia, ¿qué tan de acuerdo estás con que de todas formas buscarías una forma no violenta de resolverlo?</w:t>
+      </w:r>
+    </w:p>
+    <w:p>
+      <w:pPr>
+        <w:spacing w:after="60"/>
+        <w:ind w:left="200"/>
+      </w:pPr>
+      <w:r>
+        <w:t xml:space="preserve">Variante 2: Imagina que alguien te provocara de una forma que consideraras justificable para responder con violencia. ¿Qué tan de acuerdo estás con que de todas formas buscarías una forma no violenta de resolverlo?</w:t>
+      </w:r>
+    </w:p>
+    <w:p>
+      <w:pPr>
+        <w:spacing w:after="60"/>
+        <w:ind w:left="200"/>
+      </w:pPr>
+      <w:r>
+        <w:t xml:space="preserve">Variante 3: Ante esta situación: alguien te provocara de una forma que consideraras justificable para responder con violencia, ¿qué tan de acuerdo estás con que de todas formas buscarías una forma no violenta de resolverlo?</w:t>
+      </w:r>
+    </w:p>
+    <w:p>
+      <w:pPr>
+        <w:spacing w:after="60"/>
+        <w:ind w:left="200"/>
+      </w:pPr>
+      <w:r>
+        <w:t xml:space="preserve">Variante 4: Supón que alguien te provocara de una forma que consideraras justificable para responder con violencia. ¿Qué tan de acuerdo estás en que de todas formas buscarías una forma no violenta de resolverlo?</w:t>
+      </w:r>
+    </w:p>
+    <w:p>
+      <w:pPr>
+        <w:spacing w:after="60"/>
+        <w:ind w:left="200"/>
+      </w:pPr>
+      <w:r>
+        <w:t xml:space="preserve">Variante 5: Alguien te provocara de una forma que consideraras justificable para responder con violencia. ¿Qué tan de acuerdo estás con que de todas formas buscarías una forma no violenta de resolverlo?</w:t>
+      </w:r>
+    </w:p>
+    <w:p>
+      <w:pPr>
+        <w:spacing w:after="90"/>
+      </w:pPr>
+      <w:r>
+        <w:rPr>
+          <w:b/>
+          <w:bCs/>
+        </w:rPr>
+        <w:t xml:space="preserve">Opciones de respuesta y valor de cada una: </w:t>
+      </w:r>
+      <w:r>
+        <w:t xml:space="preserve">Totalmente en desacuerdo (0) / En desacuerdo (1) / Algo de acuerdo (2) / De acuerdo (3) / Totalmente de acuerdo (4)</w:t>
+      </w:r>
+    </w:p>
+    <w:p>
+      <w:pPr>
+        <w:spacing w:after="90"/>
+      </w:pPr>
+      <w:r>
+        <w:rPr>
+          <w:b/>
+          <w:bCs/>
+        </w:rPr>
+        <w:t xml:space="preserve">Dirección: </w:t>
+      </w:r>
+      <w:r>
+        <w:t xml:space="preserve">Inverso</w:t>
+      </w:r>
+    </w:p>
+    <w:p>
+      <w:pPr>
+        <w:spacing w:after="90"/>
+      </w:pPr>
+      <w:r>
+        <w:rPr>
+          <w:b/>
+          <w:bCs/>
+        </w:rPr>
+        <w:t xml:space="preserve">Respuesta de menor riesgo: </w:t>
+      </w:r>
+      <w:r>
+        <w:t xml:space="preserve">Totalmente de acuerdo (valor 4)</w:t>
+      </w:r>
+    </w:p>
+    <w:p>
+      <w:pPr>
+        <w:spacing w:after="90"/>
+      </w:pPr>
+      <w:r>
+        <w:rPr>
+          <w:b/>
+          <w:bCs/>
+        </w:rPr>
+        <w:t xml:space="preserve">Valor psicométrico (cómo se transforma la respuesta cruda): </w:t>
+      </w:r>
+      <w:r>
+        <w:t xml:space="preserve">Escala 0-4 según el orden de las opciones listado arriba; reactivo inverso: el valor de reactivo se calcula como 4 menos la respuesta cruda.</w:t>
+      </w:r>
+    </w:p>
+    <w:p>
+      <w:pPr>
+        <w:spacing w:after="90"/>
+      </w:pPr>
+      <w:r>
+        <w:rPr>
+          <w:b/>
+          <w:bCs/>
+        </w:rPr>
+        <w:t xml:space="preserve">Reactivos de contraste (par espejo): </w:t>
+      </w:r>
+      <w:r>
+        <w:t xml:space="preserve">R177 (par espejo 4 de la dimensión)</w:t>
+      </w:r>
+    </w:p>
+    <w:p>
+      <w:pPr>
+        <w:spacing w:after="100"/>
+      </w:pPr>
+    </w:p>
+    <w:p>
+      <w:pPr>
+        <w:pStyle w:val="Heading3"/>
+        <w:spacing w:after="100" w:before="200"/>
+      </w:pPr>
+      <w:r>
+        <w:t xml:space="preserve">R179 — Escenario/dilema — indicador 1 (Disposición a responder con agresión verbal ante el conflicto.)</w:t>
+      </w:r>
+    </w:p>
+    <w:p>
+      <w:pPr>
+        <w:spacing w:after="90"/>
+      </w:pPr>
+      <w:r>
+        <w:rPr>
+          <w:b/>
+          <w:bCs/>
+        </w:rPr>
+        <w:t xml:space="preserve">Tipo de reactivo: </w:t>
+      </w:r>
+      <w:r>
+        <w:t xml:space="preserve">4-Escenario/dilema</w:t>
+      </w:r>
+    </w:p>
+    <w:p>
+      <w:pPr>
+        <w:spacing w:after="90"/>
+      </w:pPr>
+      <w:r>
+        <w:rPr>
+          <w:b/>
+          <w:bCs/>
+        </w:rPr>
+        <w:t xml:space="preserve">Indicador conductual (Fase 1): </w:t>
+      </w:r>
+      <w:r>
+        <w:t xml:space="preserve">Disposición a responder con agresión verbal ante el conflicto.</w:t>
+      </w:r>
+    </w:p>
+    <w:p>
+      <w:pPr>
+        <w:spacing w:after="90"/>
+      </w:pPr>
+      <w:r>
+        <w:rPr>
+          <w:b/>
+          <w:bCs/>
+        </w:rPr>
+        <w:t xml:space="preserve">Pregunta completa (variante base): </w:t>
+      </w:r>
+      <w:r>
+        <w:t xml:space="preserve">Imagina que alguien te insulta fuertemente frente a otras personas. ¿Qué tan probable es que respondas también con insultos o gritos?</w:t>
+      </w:r>
+    </w:p>
+    <w:p>
+      <w:pPr>
+        <w:spacing w:after="60"/>
+      </w:pPr>
+      <w:r>
+        <w:rPr>
+          <w:b/>
+          <w:bCs/>
+        </w:rPr>
+        <w:t xml:space="preserve">Variantes de redacción (se muestra 1 al azar por aplicación):</w:t>
+      </w:r>
+    </w:p>
+    <w:p>
+      <w:pPr>
+        <w:spacing w:after="60"/>
+        <w:ind w:left="200"/>
+      </w:pPr>
+      <w:r>
+        <w:t xml:space="preserve">Variante 1 (base): Imagina que alguien te insulta fuertemente frente a otras personas. ¿Qué tan probable es que respondas también con insultos o gritos?</w:t>
+      </w:r>
+    </w:p>
+    <w:p>
+      <w:pPr>
+        <w:spacing w:after="60"/>
+        <w:ind w:left="200"/>
+      </w:pPr>
+      <w:r>
+        <w:t xml:space="preserve">Variante 2: Supón que alguien te insulta fuertemente frente a otras personas. ¿Qué tan probable es que respondas también con insultos o gritos?</w:t>
+      </w:r>
+    </w:p>
+    <w:p>
+      <w:pPr>
+        <w:spacing w:after="60"/>
+        <w:ind w:left="200"/>
+      </w:pPr>
+      <w:r>
+        <w:t xml:space="preserve">Variante 3: Piensa en la siguiente situación: alguien te insulta fuertemente frente a otras personas. ¿Qué tan probable es que respondas también con insultos o gritos?</w:t>
+      </w:r>
+    </w:p>
+    <w:p>
+      <w:pPr>
+        <w:spacing w:after="60"/>
+        <w:ind w:left="200"/>
+      </w:pPr>
+      <w:r>
+        <w:t xml:space="preserve">Variante 4: Si te encontraras en esta situación: alguien te insulta fuertemente frente a otras personas, ¿qué tan probable es que respondas también con insultos o gritos?</w:t>
+      </w:r>
+    </w:p>
+    <w:p>
+      <w:pPr>
+        <w:spacing w:after="60"/>
+        <w:ind w:left="200"/>
+      </w:pPr>
+      <w:r>
+        <w:t xml:space="preserve">Variante 5: Alguien te insulta fuertemente frente a otras personas. ¿Qué tan probable dirías que es que respondas también con insultos o gritos?</w:t>
+      </w:r>
+    </w:p>
+    <w:p>
+      <w:pPr>
+        <w:spacing w:after="90"/>
+      </w:pPr>
+      <w:r>
+        <w:rPr>
+          <w:b/>
+          <w:bCs/>
+        </w:rPr>
+        <w:t xml:space="preserve">Opciones de respuesta y valor de cada una: </w:t>
+      </w:r>
+      <w:r>
         <w:t xml:space="preserve">Nada probable (0) / Poco probable (1) / Algo probable (2) / Muy probable (3)</w:t>
       </w:r>
     </w:p>
@@ -618,7 +1791,198 @@
         <w:t xml:space="preserve">Reactivos de contraste (par espejo): </w:t>
       </w:r>
       <w:r>
-        <w:t xml:space="preserve">No aplica (las dimensiones Contextuales no tienen par espejo obligatorio, Fase 2 Sección 6).</w:t>
+        <w:t xml:space="preserve">R180 (par espejo 5 de la dimensión)</w:t>
+      </w:r>
+    </w:p>
+    <w:p>
+      <w:pPr>
+        <w:spacing w:after="100"/>
+      </w:pPr>
+    </w:p>
+    <w:p>
+      <w:pPr>
+        <w:pStyle w:val="Heading3"/>
+        <w:spacing w:after="100" w:before="200"/>
+      </w:pPr>
+      <w:r>
+        <w:t xml:space="preserve">R180 — Percepción de terceros — indicador 1 (Disposición a responder con agresión verbal ante el conflicto.)</w:t>
+      </w:r>
+    </w:p>
+    <w:p>
+      <w:pPr>
+        <w:spacing w:after="90"/>
+      </w:pPr>
+      <w:r>
+        <w:rPr>
+          <w:b/>
+          <w:bCs/>
+        </w:rPr>
+        <w:t xml:space="preserve">Tipo de reactivo: </w:t>
+      </w:r>
+      <w:r>
+        <w:t xml:space="preserve">2-Percepción de terceros</w:t>
+      </w:r>
+    </w:p>
+    <w:p>
+      <w:pPr>
+        <w:spacing w:after="90"/>
+      </w:pPr>
+      <w:r>
+        <w:rPr>
+          <w:b/>
+          <w:bCs/>
+        </w:rPr>
+        <w:t xml:space="preserve">Indicador conductual (Fase 1): </w:t>
+      </w:r>
+      <w:r>
+        <w:t xml:space="preserve">Disposición a responder con agresión verbal ante el conflicto.</w:t>
+      </w:r>
+    </w:p>
+    <w:p>
+      <w:pPr>
+        <w:spacing w:after="90"/>
+      </w:pPr>
+      <w:r>
+        <w:rPr>
+          <w:b/>
+          <w:bCs/>
+        </w:rPr>
+        <w:t xml:space="preserve">Pregunta completa (variante base): </w:t>
+      </w:r>
+      <w:r>
+        <w:t xml:space="preserve">En tu experiencia, ¿qué tan frecuente dirías que es que las personas de tu entorno respondan con gritos o insultos cuando alguien las provoca?</w:t>
+      </w:r>
+    </w:p>
+    <w:p>
+      <w:pPr>
+        <w:spacing w:after="60"/>
+      </w:pPr>
+      <w:r>
+        <w:rPr>
+          <w:b/>
+          <w:bCs/>
+        </w:rPr>
+        <w:t xml:space="preserve">Variantes de redacción (se muestra 1 al azar por aplicación):</w:t>
+      </w:r>
+    </w:p>
+    <w:p>
+      <w:pPr>
+        <w:spacing w:after="60"/>
+        <w:ind w:left="200"/>
+      </w:pPr>
+      <w:r>
+        <w:t xml:space="preserve">Variante 1 (base): En tu experiencia, ¿qué tan frecuente dirías que es que las personas de tu entorno respondan con gritos o insultos cuando alguien las provoca?</w:t>
+      </w:r>
+    </w:p>
+    <w:p>
+      <w:pPr>
+        <w:spacing w:after="60"/>
+        <w:ind w:left="200"/>
+      </w:pPr>
+      <w:r>
+        <w:t xml:space="preserve">Variante 2: Pensando en las personas de tu entorno laboral, ¿con qué frecuencia dirías que ocurre que las personas de tu entorno respondan con gritos o insultos cuando alguien las provoca?</w:t>
+      </w:r>
+    </w:p>
+    <w:p>
+      <w:pPr>
+        <w:spacing w:after="60"/>
+        <w:ind w:left="200"/>
+      </w:pPr>
+      <w:r>
+        <w:t xml:space="preserve">Variante 3: ¿Qué tan seguido dirías que observas que las personas de tu entorno respondan con gritos o insultos cuando alguien las provoca?</w:t>
+      </w:r>
+    </w:p>
+    <w:p>
+      <w:pPr>
+        <w:spacing w:after="60"/>
+        <w:ind w:left="200"/>
+      </w:pPr>
+      <w:r>
+        <w:t xml:space="preserve">Variante 4: Según lo que has visto, ¿qué tan común dirías que es que las personas de tu entorno respondan con gritos o insultos cuando alguien las provoca?</w:t>
+      </w:r>
+    </w:p>
+    <w:p>
+      <w:pPr>
+        <w:spacing w:after="60"/>
+        <w:ind w:left="200"/>
+      </w:pPr>
+      <w:r>
+        <w:t xml:space="preserve">Variante 5: En tu entorno, ¿qué tan frecuentemente dirías que sucede que las personas de tu entorno respondan con gritos o insultos cuando alguien las provoca?</w:t>
+      </w:r>
+    </w:p>
+    <w:p>
+      <w:pPr>
+        <w:spacing w:after="90"/>
+      </w:pPr>
+      <w:r>
+        <w:rPr>
+          <w:b/>
+          <w:bCs/>
+        </w:rPr>
+        <w:t xml:space="preserve">Opciones de respuesta y valor de cada una: </w:t>
+      </w:r>
+      <w:r>
+        <w:t xml:space="preserve">Nunca o muy raro (0) / Ocasionalmente (1) / Con cierta frecuencia (2) / Muy frecuentemente (3)</w:t>
+      </w:r>
+    </w:p>
+    <w:p>
+      <w:pPr>
+        <w:spacing w:after="90"/>
+      </w:pPr>
+      <w:r>
+        <w:rPr>
+          <w:b/>
+          <w:bCs/>
+        </w:rPr>
+        <w:t xml:space="preserve">Dirección: </w:t>
+      </w:r>
+      <w:r>
+        <w:t xml:space="preserve">Directo</w:t>
+      </w:r>
+    </w:p>
+    <w:p>
+      <w:pPr>
+        <w:spacing w:after="90"/>
+      </w:pPr>
+      <w:r>
+        <w:rPr>
+          <w:b/>
+          <w:bCs/>
+        </w:rPr>
+        <w:t xml:space="preserve">Respuesta de menor riesgo: </w:t>
+      </w:r>
+      <w:r>
+        <w:t xml:space="preserve">Nunca o muy raro (valor 0)</w:t>
+      </w:r>
+    </w:p>
+    <w:p>
+      <w:pPr>
+        <w:spacing w:after="90"/>
+      </w:pPr>
+      <w:r>
+        <w:rPr>
+          <w:b/>
+          <w:bCs/>
+        </w:rPr>
+        <w:t xml:space="preserve">Valor psicométrico (cómo se transforma la respuesta cruda): </w:t>
+      </w:r>
+      <w:r>
+        <w:t xml:space="preserve">Escala 0-3 según el orden de las opciones listado arriba; reactivo directo, sin inversión.</w:t>
+      </w:r>
+    </w:p>
+    <w:p>
+      <w:pPr>
+        <w:spacing w:after="90"/>
+      </w:pPr>
+      <w:r>
+        <w:rPr>
+          <w:b/>
+          <w:bCs/>
+        </w:rPr>
+        <w:t xml:space="preserve">Reactivos de contraste (par espejo): </w:t>
+      </w:r>
+      <w:r>
+        <w:t xml:space="preserve">R179 (par espejo 5 de la dimensión)</w:t>
       </w:r>
     </w:p>
     <w:p>
